--- a/docs/submission/playIT_MVP_Validation_Findings_and_Refactoring_Priorities.docx
+++ b/docs/submission/playIT_MVP_Validation_Findings_and_Refactoring_Priorities.docx
@@ -177,7 +177,7 @@
         <w:rPr>
           <w:sz w:val="20"/>
         </w:rPr>
-        <w:t>Palis, J. J. (Frontend &amp; Audio Engineer)</w:t>
+        <w:t>Palis, John James (Frontend &amp; Audio Engineer)</w:t>
       </w:r>
       <w:r>
         <w:br/>
@@ -186,7 +186,7 @@
         <w:rPr>
           <w:sz w:val="20"/>
         </w:rPr>
-        <w:t>Miel, K. (UX/UI Designer &amp; QA Specialist)</w:t>
+        <w:t>Miel, Kaysean (UX/UI Designer &amp; QA Specialist)</w:t>
       </w:r>
       <w:r>
         <w:br/>
@@ -195,7 +195,7 @@
         <w:rPr>
           <w:sz w:val="20"/>
         </w:rPr>
-        <w:t>Durano, A. S. (Data Architect &amp; Backend Engineer)</w:t>
+        <w:t>Durano, Ashlee Skye (Data Architect &amp; Backend Engineer)</w:t>
       </w:r>
       <w:r>
         <w:br/>
@@ -204,7 +204,7 @@
         <w:rPr>
           <w:sz w:val="20"/>
         </w:rPr>
-        <w:t>Bien, E. S. (Pedagogical Researcher &amp; Documentation Specialist)</w:t>
+        <w:t>Bien, Erik Samuel (Pedagogical Researcher &amp; Documentation Specialist)</w:t>
       </w:r>
     </w:p>
     <w:p>

--- a/docs/submission/playIT_MVP_Validation_Findings_and_Refactoring_Priorities.docx
+++ b/docs/submission/playIT_MVP_Validation_Findings_and_Refactoring_Priorities.docx
@@ -138,7 +138,7 @@
         <w:rPr>
           <w:sz w:val="20"/>
         </w:rPr>
-        <w:t>Bachelor of Science in Information Technology / IT411 G1–G8</w:t>
+        <w:t>Bachelor of Science in Information Technology / IT411 G7</w:t>
       </w:r>
     </w:p>
     <w:p>

--- a/docs/submission/playIT_MVP_Validation_Findings_and_Refactoring_Priorities.docx
+++ b/docs/submission/playIT_MVP_Validation_Findings_and_Refactoring_Priorities.docx
@@ -4976,7 +4976,7 @@
         <w:rPr>
           <w:sz w:val="20"/>
         </w:rPr>
-        <w:t>A local, offline audio pipeline. Kokoro-82M (Apache-2.0) voices the carrier lines and key words; held sounds are chosen by ear between Kokoro phoneme input and Chatterbox-Turbo (MIT) voice cloning; short sounds come from a human model (the short vowels are recorded by a team member and voice-converted with ElevenLabs, pending adviser confirmation). A clip enters the app only after the team approves it on a review page and it is listed, with its SHA-256 hash, in a release manifest; a teacher audit (Gate 3) follows before release. The Hear It sequence keeps pure sounds separate from key words and carrier lines.</w:t>
+        <w:t>A local, offline audio pipeline. Kokoro-82M (Apache-2.0) voices the carrier lines and key words; held sounds are chosen by ear between Kokoro phoneme input and Chatterbox-Turbo (MIT) voice cloning; stop sounds come from a human model. Where these tools could not make a clean clip, ElevenLabs Text to Speech is used: so far the Blend It words AM, TUB and YAM and the short /i/ (pending adviser confirmation). These are Free-plan clips, so the app credits elevenlabs.io in the Parent Zone. A clip enters the app only after the team approves it on a review page and it is listed, with its SHA-256 hash, in a release manifest; a teacher audit (Gate 3) follows before release. The Hear It sequence keeps pure sounds separate from key words and carrier lines.</w:t>
       </w:r>
     </w:p>
     <w:p>
@@ -8033,7 +8033,7 @@
         <w:rPr>
           <w:sz w:val="20"/>
         </w:rPr>
-        <w:t xml:space="preserve">A </w:t>
+        <w:t xml:space="preserve">An </w:t>
       </w:r>
       <w:r>
         <w:rPr>
@@ -8043,13 +8043,13 @@
           <w:color w:val="1F3A3D"/>
           <w:sz w:val="19"/>
         </w:rPr>
-        <w:t>CaptionBubble</w:t>
-      </w:r>
-      <w:r>
-        <w:rPr>
-          <w:sz w:val="20"/>
-        </w:rPr>
-        <w:t xml:space="preserve"> shows each clip as it starts (/m/ for the sound, the key word, the carrier line), and an </w:t>
+        <w:t>ArticulationCue</w:t>
+      </w:r>
+      <w:r>
+        <w:rPr>
+          <w:sz w:val="20"/>
+        </w:rPr>
+        <w:t xml:space="preserve"> shows the mouth shape for the letter (lips together for /m/, teeth close together for /s/) beside the Say It microphone from the second miss, when the child needs help making the sound. Captions (</w:t>
       </w:r>
       <w:r>
         <w:rPr>
@@ -8059,13 +8059,13 @@
           <w:color w:val="1F3A3D"/>
           <w:sz w:val="19"/>
         </w:rPr>
-        <w:t>ArticulationCue</w:t>
-      </w:r>
-      <w:r>
-        <w:rPr>
-          <w:sz w:val="20"/>
-        </w:rPr>
-        <w:t xml:space="preserve"> shows the mouth shape for the letter (lips together for /m/, teeth close together for /s/) in Hear It and from the second Say It miss.</w:t>
+        <w:t>CaptionBubble</w:t>
+      </w:r>
+      <w:r>
+        <w:rPr>
+          <w:sz w:val="20"/>
+        </w:rPr>
+        <w:t>: /m/ for the sound, the key word, the carrier line) were built, but after the phone tests they stay out of the child view: pre-readers cannot read the lines, and the text pulls their eyes from the letter (team decision 2026-10-10). For the same reason Hear It shows no mouth cue, so the child watches the letter while the sound plays (team decision 2026-10-11). Both changes await the adviser's confirmation.</w:t>
       </w:r>
     </w:p>
     <w:p>
@@ -10498,7 +10498,7 @@
               <w:rPr>
                 <w:sz w:val="16"/>
               </w:rPr>
-              <w:t>Sound captions and mouth-shape cues (NFR-ACC-01)</w:t>
+              <w:t>Mouth-shape cues in Say It; captions built but kept out of the child view (NFR-ACC-01)</w:t>
             </w:r>
           </w:p>
         </w:tc>
@@ -12230,7 +12230,7 @@
         <w:rPr>
           <w:sz w:val="20"/>
         </w:rPr>
-        <w:t>v3.0 (rev. 3.3): FR-02 (pure phonemes), FR-03 (mic states and prompt ladder), FR-13 (decodable words), FR-14 (multi-profile), FR-NEW-REC (spaced recall), FR-NEW-TEL (telemetry), NFR-AUD-01, NFR-ACC-01 and NFR-ACC-02.</w:t>
+        <w:t>v3.0 (rev. 3.7): FR-02 (pure phonemes), FR-03 (mic states and prompt ladder), FR-13 (decodable words), FR-14 (multi-profile), FR-NEW-REC (spaced recall), FR-NEW-TEL (telemetry), NFR-AUD-01, NFR-ACC-01 and NFR-ACC-02.</w:t>
       </w:r>
     </w:p>
     <w:p>
@@ -12260,7 +12260,7 @@
         <w:rPr>
           <w:sz w:val="20"/>
         </w:rPr>
-        <w:t>v2.0 (rev. 2.3): audio subsystem, tutoring layer (</w:t>
+        <w:t>v2.0 (rev. 2.7): audio subsystem, tutoring layer (</w:t>
       </w:r>
       <w:r>
         <w:rPr>
@@ -12338,7 +12338,7 @@
         <w:rPr>
           <w:sz w:val="20"/>
         </w:rPr>
-        <w:t>v2.0 (rev. 2.3): 9 work packages, the revised Weeks 3–9 schedule, audio tooling and test devices, and the risk register R1–R8.</w:t>
+        <w:t>v2.0 (rev. 2.5): 9 work packages, the revised Weeks 3–9 schedule, audio tooling and test devices, and the risk register R1–R8.</w:t>
       </w:r>
     </w:p>
     <w:p>
@@ -12453,13 +12453,25 @@
         <w:rPr>
           <w:b/>
         </w:rPr>
+        <w:t xml:space="preserve">Signature: </w:t>
+      </w:r>
+      <w:r>
+        <w:t>____________________________</w:t>
+      </w:r>
+      <w:r>
+        <w:br/>
+      </w:r>
+      <w:r>
+        <w:rPr>
+          <w:b/>
+        </w:rPr>
         <w:t xml:space="preserve">Date: </w:t>
       </w:r>
       <w:r>
         <w:rPr>
           <w:sz w:val="22"/>
         </w:rPr>
-        <w:t>October 10, 2026</w:t>
+        <w:t>October 14, 2026</w:t>
       </w:r>
     </w:p>
     <w:p>

--- a/docs/submission/playIT_MVP_Validation_Findings_and_Refactoring_Priorities.docx
+++ b/docs/submission/playIT_MVP_Validation_Findings_and_Refactoring_Priorities.docx
@@ -12230,7 +12230,7 @@
         <w:rPr>
           <w:sz w:val="20"/>
         </w:rPr>
-        <w:t>v3.0 (rev. 3.7): FR-02 (pure phonemes), FR-03 (mic states and prompt ladder), FR-13 (decodable words), FR-14 (multi-profile), FR-NEW-REC (spaced recall), FR-NEW-TEL (telemetry), NFR-AUD-01, NFR-ACC-01 and NFR-ACC-02.</w:t>
+        <w:t>v3.0 (rev. 3.8): FR-02 (pure phonemes), FR-03 (mic states and prompt ladder), FR-13 (decodable words), FR-14 (multi-profile), FR-NEW-REC (spaced recall), FR-NEW-TEL (telemetry), NFR-AUD-01, NFR-ACC-01 and NFR-ACC-02.</w:t>
       </w:r>
     </w:p>
     <w:p>
@@ -12260,7 +12260,7 @@
         <w:rPr>
           <w:sz w:val="20"/>
         </w:rPr>
-        <w:t>v2.0 (rev. 2.7): audio subsystem, tutoring layer (</w:t>
+        <w:t>v2.0 (rev. 2.8): audio subsystem, tutoring layer (</w:t>
       </w:r>
       <w:r>
         <w:rPr>
@@ -12338,7 +12338,7 @@
         <w:rPr>
           <w:sz w:val="20"/>
         </w:rPr>
-        <w:t>v2.0 (rev. 2.5): 9 work packages, the revised Weeks 3–9 schedule, audio tooling and test devices, and the risk register R1–R8.</w:t>
+        <w:t>v2.0 (rev. 2.6): 9 work packages, the revised Weeks 3–9 schedule, audio tooling and test devices, and the risk register R1–R8.</w:t>
       </w:r>
     </w:p>
     <w:p>

--- a/docs/submission/playIT_MVP_Validation_Findings_and_Refactoring_Priorities.docx
+++ b/docs/submission/playIT_MVP_Validation_Findings_and_Refactoring_Priorities.docx
@@ -12511,7 +12511,7 @@
         <w:rPr>
           <w:sz w:val="22"/>
         </w:rPr>
-        <w:t>October 14, 2026</w:t>
+        <w:t>October 18, 2026</w:t>
       </w:r>
     </w:p>
     <w:p>
